--- a/18_DOCX/EDITORIAL_RULES.docx
+++ b/18_DOCX/EDITORIAL_RULES.docx
@@ -1245,6 +1245,198 @@
       </w:pPr>
       <w:r>
         <w:t>renderizacao visual quando houver alteracao em DOCX/PDF ou no ambiente de conversao</w:t>
+      </w:r>
+    </w:p>
+    <w:p>
+      <w:pPr>
+        <w:pStyle w:val="Heading2"/>
+      </w:pPr>
+      <w:r>
+        <w:t>Limites comerciais e compliance</w:t>
+      </w:r>
+    </w:p>
+    <w:p>
+      <w:r>
+        <w:t>Todo conteudo sensivel deve conter orientacao clara sobre limites do atendimento do corretor.</w:t>
+      </w:r>
+    </w:p>
+    <w:p>
+      <w:r>
+        <w:t>Conteudos sensiveis incluem:</w:t>
+      </w:r>
+    </w:p>
+    <w:p>
+      <w:pPr>
+        <w:pStyle w:val="ListBullet"/>
+      </w:pPr>
+      <w:r>
+        <w:t>aceitacao ou recusa de contratacao</w:t>
+      </w:r>
+    </w:p>
+    <w:p>
+      <w:pPr>
+        <w:pStyle w:val="ListBullet"/>
+      </w:pPr>
+      <w:r>
+        <w:t>sinistro</w:t>
+      </w:r>
+    </w:p>
+    <w:p>
+      <w:pPr>
+        <w:pStyle w:val="ListBullet"/>
+      </w:pPr>
+      <w:r>
+        <w:t>solicitacao de beneficio ou indenizacao</w:t>
+      </w:r>
+    </w:p>
+    <w:p>
+      <w:pPr>
+        <w:pStyle w:val="ListBullet"/>
+      </w:pPr>
+      <w:r>
+        <w:t>aviso de nao pagamento</w:t>
+      </w:r>
+    </w:p>
+    <w:p>
+      <w:pPr>
+        <w:pStyle w:val="ListBullet"/>
+      </w:pPr>
+      <w:r>
+        <w:t>exclusoes e limitacoes</w:t>
+      </w:r>
+    </w:p>
+    <w:p>
+      <w:pPr>
+        <w:pStyle w:val="ListBullet"/>
+      </w:pPr>
+      <w:r>
+        <w:t>declaracao de saude</w:t>
+      </w:r>
+    </w:p>
+    <w:p>
+      <w:pPr>
+        <w:pStyle w:val="ListBullet"/>
+      </w:pPr>
+      <w:r>
+        <w:t>impostos</w:t>
+      </w:r>
+    </w:p>
+    <w:p>
+      <w:pPr>
+        <w:pStyle w:val="ListBullet"/>
+      </w:pPr>
+      <w:r>
+        <w:t>vigencia, carencia e data de inicio</w:t>
+      </w:r>
+    </w:p>
+    <w:p>
+      <w:pPr>
+        <w:pStyle w:val="ListBullet"/>
+      </w:pPr>
+      <w:r>
+        <w:t>beneficiario</w:t>
+      </w:r>
+    </w:p>
+    <w:p>
+      <w:pPr>
+        <w:pStyle w:val="ListBullet"/>
+      </w:pPr>
+      <w:r>
+        <w:t>culpa em acidente</w:t>
+      </w:r>
+    </w:p>
+    <w:p>
+      <w:pPr>
+        <w:pStyle w:val="ListBullet"/>
+      </w:pPr>
+      <w:r>
+        <w:t>alteracao contratual</w:t>
+      </w:r>
+    </w:p>
+    <w:p>
+      <w:r>
+        <w:t>Aviso-padrao:</w:t>
+      </w:r>
+    </w:p>
+    <w:p>
+      <w:r>
+        <w:t>```text</w:t>
+      </w:r>
+    </w:p>
+    <w:p>
+      <w:r>
+        <w:t>Este material e apoio de atendimento. A decisao final sobre aceitacao, cobertura, valor, prazo, pagamento, recusa ou imposto depende dos documentos oficiais, das condicoes do contrato, da situacao concreta e da analise da seguradora ou autoridade competente.</w:t>
+      </w:r>
+    </w:p>
+    <w:p>
+      <w:r>
+        <w:t>```</w:t>
+      </w:r>
+    </w:p>
+    <w:p>
+      <w:r>
+        <w:t>O corretor deve orientar, coletar informacoes, explicar documentos e acompanhar o processo. O corretor nao deve decidir nem prometer:</w:t>
+      </w:r>
+    </w:p>
+    <w:p>
+      <w:pPr>
+        <w:pStyle w:val="ListBullet"/>
+      </w:pPr>
+      <w:r>
+        <w:t>aceitacao</w:t>
+      </w:r>
+    </w:p>
+    <w:p>
+      <w:pPr>
+        <w:pStyle w:val="ListBullet"/>
+      </w:pPr>
+      <w:r>
+        <w:t>cobertura</w:t>
+      </w:r>
+    </w:p>
+    <w:p>
+      <w:pPr>
+        <w:pStyle w:val="ListBullet"/>
+      </w:pPr>
+      <w:r>
+        <w:t>culpa</w:t>
+      </w:r>
+    </w:p>
+    <w:p>
+      <w:pPr>
+        <w:pStyle w:val="ListBullet"/>
+      </w:pPr>
+      <w:r>
+        <w:t>imposto</w:t>
+      </w:r>
+    </w:p>
+    <w:p>
+      <w:pPr>
+        <w:pStyle w:val="ListBullet"/>
+      </w:pPr>
+      <w:r>
+        <w:t>pagamento</w:t>
+      </w:r>
+    </w:p>
+    <w:p>
+      <w:pPr>
+        <w:pStyle w:val="ListBullet"/>
+      </w:pPr>
+      <w:r>
+        <w:t>prazo</w:t>
+      </w:r>
+    </w:p>
+    <w:p>
+      <w:pPr>
+        <w:pStyle w:val="ListBullet"/>
+      </w:pPr>
+      <w:r>
+        <w:t>recusa ou reversao de recusa</w:t>
+      </w:r>
+    </w:p>
+    <w:p>
+      <w:r>
+        <w:t>FAQs, casos, dialogos e pacotes NotebookLM sobre tema sensivel devem conter pelo menos uma frase de limite comercial/compliance.</w:t>
       </w:r>
     </w:p>
     <w:p>
@@ -1640,7 +1832,6 @@
     <w:rsid w:val="00FC693F"/>
     <w:rPr>
       <w:rFonts w:ascii="Arial" w:hAnsi="Arial" w:eastAsia="Yu Gothic"/>
-      <w:sz w:val="19"/>
     </w:rPr>
   </w:style>
   <w:style w:type="paragraph" w:styleId="Header">

--- a/18_DOCX/EDITORIAL_RULES.docx
+++ b/18_DOCX/EDITORIAL_RULES.docx
@@ -7,6 +7,10 @@
         <w:pStyle w:val="Heading1"/>
       </w:pPr>
       <w:r>
+        <w:rPr>
+          <w:color w:val="4F81BD"/>
+          <w:sz w:val="32"/>
+        </w:rPr>
         <w:t>Constituição Editorial do Projeto</w:t>
       </w:r>
     </w:p>
@@ -15,6 +19,10 @@
         <w:pStyle w:val="Heading2"/>
       </w:pPr>
       <w:r>
+        <w:rPr>
+          <w:color w:val="4F81BD"/>
+          <w:sz w:val="28"/>
+        </w:rPr>
         <w:t>Finalidade</w:t>
       </w:r>
     </w:p>
@@ -33,17 +41,21 @@
         <w:pStyle w:val="Heading2"/>
       </w:pPr>
       <w:r>
+        <w:rPr>
+          <w:color w:val="4F81BD"/>
+          <w:sz w:val="28"/>
+        </w:rPr>
         <w:t>Especificação oficial</w:t>
       </w:r>
     </w:p>
     <w:p>
       <w:r>
-        <w:t>O `README.md` é a especificação oficial do projeto. Nenhum documento deve contrariar sua estrutura, missão, padrões de verbetes, regras de idioma ou fluxo de formatos.</w:t>
+        <w:t>O README.md é a especificação oficial do projeto. Nenhum documento deve contrariar sua estrutura, missão, padrões de verbetes, regras de idioma ou fluxo de formatos.</w:t>
       </w:r>
     </w:p>
     <w:p>
       <w:r>
-        <w:t>O `EDITORIAL_RULES.md` define como a especificação será aplicada no trabalho editorial diário.</w:t>
+        <w:t>O EDITORIAL_RULES.md define como a especificação será aplicada no trabalho editorial diário.</w:t>
       </w:r>
     </w:p>
     <w:p>
@@ -51,6 +63,10 @@
         <w:pStyle w:val="Heading2"/>
       </w:pPr>
       <w:r>
+        <w:rPr>
+          <w:color w:val="4F81BD"/>
+          <w:sz w:val="28"/>
+        </w:rPr>
         <w:t>Regras principais</w:t>
       </w:r>
     </w:p>
@@ -123,6 +139,10 @@
         <w:pStyle w:val="Heading2"/>
       </w:pPr>
       <w:r>
+        <w:rPr>
+          <w:color w:val="4F81BD"/>
+          <w:sz w:val="28"/>
+        </w:rPr>
         <w:t>Escopo permanente</w:t>
       </w:r>
     </w:p>
@@ -216,6 +236,10 @@
         <w:pStyle w:val="Heading2"/>
       </w:pPr>
       <w:r>
+        <w:rPr>
+          <w:color w:val="4F81BD"/>
+          <w:sz w:val="28"/>
+        </w:rPr>
         <w:t>Estilo linguístico</w:t>
       </w:r>
     </w:p>
@@ -248,6 +272,10 @@
         <w:pStyle w:val="Heading2"/>
       </w:pPr>
       <w:r>
+        <w:rPr>
+          <w:color w:val="4F81BD"/>
+          <w:sz w:val="28"/>
+        </w:rPr>
         <w:t>Regras de tradução</w:t>
       </w:r>
     </w:p>
@@ -311,6 +339,10 @@
         <w:pStyle w:val="Heading2"/>
       </w:pPr>
       <w:r>
+        <w:rPr>
+          <w:color w:val="4F81BD"/>
+          <w:sz w:val="28"/>
+        </w:rPr>
         <w:t>Numeração de verbetes</w:t>
       </w:r>
     </w:p>
@@ -320,18 +352,15 @@
       </w:r>
     </w:p>
     <w:p>
+      <w:pPr>
+        <w:pStyle w:val="NoSpacing"/>
+      </w:pPr>
       <w:r>
-        <w:t>```text</w:t>
-      </w:r>
-    </w:p>
-    <w:p>
-      <w:r>
+        <w:rPr>
+          <w:rFonts w:ascii="Courier New" w:hAnsi="Courier New"/>
+          <w:sz w:val="18"/>
+        </w:rPr>
         <w:t>CATEGORIA-NÚMERO</w:t>
-      </w:r>
-    </w:p>
-    <w:p>
-      <w:r>
-        <w:t>```</w:t>
       </w:r>
     </w:p>
     <w:p>
@@ -340,38 +369,23 @@
       </w:r>
     </w:p>
     <w:p>
+      <w:pPr>
+        <w:pStyle w:val="NoSpacing"/>
+      </w:pPr>
       <w:r>
-        <w:t>```text</w:t>
-      </w:r>
-    </w:p>
-    <w:p>
-      <w:r>
+        <w:rPr>
+          <w:rFonts w:ascii="Courier New" w:hAnsi="Courier New"/>
+          <w:sz w:val="18"/>
+        </w:rPr>
         <w:t>AUTO-0001</w:t>
-      </w:r>
-    </w:p>
-    <w:p>
-      <w:r>
+        <w:br/>
         <w:t>VIDA-0001</w:t>
-      </w:r>
-    </w:p>
-    <w:p>
-      <w:r>
+        <w:br/>
         <w:t>MED-0001</w:t>
-      </w:r>
-    </w:p>
-    <w:p>
-      <w:r>
+        <w:br/>
         <w:t>FAQ-0001</w:t>
-      </w:r>
-    </w:p>
-    <w:p>
-      <w:r>
+        <w:br/>
         <w:t>CASE-0001</w:t>
-      </w:r>
-    </w:p>
-    <w:p>
-      <w:r>
-        <w:t>```</w:t>
       </w:r>
     </w:p>
     <w:p>
@@ -384,6 +398,10 @@
         <w:pStyle w:val="Heading2"/>
       </w:pPr>
       <w:r>
+        <w:rPr>
+          <w:color w:val="4F81BD"/>
+          <w:sz w:val="28"/>
+        </w:rPr>
         <w:t>Títulos</w:t>
       </w:r>
     </w:p>
@@ -398,18 +416,15 @@
       </w:r>
     </w:p>
     <w:p>
+      <w:pPr>
+        <w:pStyle w:val="NoSpacing"/>
+      </w:pPr>
       <w:r>
-        <w:t>```text</w:t>
-      </w:r>
-    </w:p>
-    <w:p>
-      <w:r>
+        <w:rPr>
+          <w:rFonts w:ascii="Courier New" w:hAnsi="Courier New"/>
+          <w:sz w:val="18"/>
+        </w:rPr>
         <w:t>Código - Termo Japonês - Tradução em Português</w:t>
-      </w:r>
-    </w:p>
-    <w:p>
-      <w:r>
-        <w:t>```</w:t>
       </w:r>
     </w:p>
     <w:p>
@@ -418,18 +433,15 @@
       </w:r>
     </w:p>
     <w:p>
+      <w:pPr>
+        <w:pStyle w:val="NoSpacing"/>
+      </w:pPr>
       <w:r>
-        <w:t>```text</w:t>
-      </w:r>
-    </w:p>
-    <w:p>
-      <w:r>
+        <w:rPr>
+          <w:rFonts w:ascii="Courier New" w:hAnsi="Courier New"/>
+          <w:sz w:val="18"/>
+        </w:rPr>
         <w:t>AUTO-0001 - 自動車保険 - Seguro de automóvel</w:t>
-      </w:r>
-    </w:p>
-    <w:p>
-      <w:r>
-        <w:t>```</w:t>
       </w:r>
     </w:p>
     <w:p>
@@ -452,6 +464,10 @@
         <w:pStyle w:val="Heading2"/>
       </w:pPr>
       <w:r>
+        <w:rPr>
+          <w:color w:val="4F81BD"/>
+          <w:sz w:val="28"/>
+        </w:rPr>
         <w:t>Consistência terminológica</w:t>
       </w:r>
     </w:p>
@@ -462,7 +478,7 @@
     </w:p>
     <w:p>
       <w:r>
-        <w:t>Termos gerais que aparecem em mais de uma categoria, como `保険料`, `契約者`, `被保険者`, `保険証券`, `告知義務` e `支払査定`, devem ter uma traducao principal no glossario mestre. As categorias podem ter verbetes proprios quando o uso pratico muda por produto, mas devem apontar para a traducao principal e indicar a variacao de contexto.</w:t>
+        <w:t>Termos gerais que aparecem em mais de uma categoria, como 保険料, 契約者, 被保険者, 保険証券, 告知義務 e 支払査定, devem ter uma traducao principal no glossario mestre. As categorias podem ter verbetes proprios quando o uso pratico muda por produto, mas devem apontar para a traducao principal e indicar a variacao de contexto.</w:t>
       </w:r>
     </w:p>
     <w:p>
@@ -528,6 +544,10 @@
         <w:pStyle w:val="Heading2"/>
       </w:pPr>
       <w:r>
+        <w:rPr>
+          <w:color w:val="4F81BD"/>
+          <w:sz w:val="28"/>
+        </w:rPr>
         <w:t>Referências</w:t>
       </w:r>
     </w:p>
@@ -546,6 +566,10 @@
         <w:pStyle w:val="Heading2"/>
       </w:pPr>
       <w:r>
+        <w:rPr>
+          <w:color w:val="4F81BD"/>
+          <w:sz w:val="28"/>
+        </w:rPr>
         <w:t>FAQs</w:t>
       </w:r>
     </w:p>
@@ -646,6 +670,10 @@
         <w:pStyle w:val="Heading2"/>
       </w:pPr>
       <w:r>
+        <w:rPr>
+          <w:color w:val="4F81BD"/>
+          <w:sz w:val="28"/>
+        </w:rPr>
         <w:t>Diálogos</w:t>
       </w:r>
     </w:p>
@@ -810,6 +838,10 @@
         <w:pStyle w:val="Heading2"/>
       </w:pPr>
       <w:r>
+        <w:rPr>
+          <w:color w:val="4F81BD"/>
+          <w:sz w:val="28"/>
+        </w:rPr>
         <w:t>Estudos de caso</w:t>
       </w:r>
     </w:p>
@@ -916,6 +948,10 @@
         <w:pStyle w:val="Heading2"/>
       </w:pPr>
       <w:r>
+        <w:rPr>
+          <w:color w:val="4F81BD"/>
+          <w:sz w:val="28"/>
+        </w:rPr>
         <w:t>Formatos de entrega</w:t>
       </w:r>
     </w:p>
@@ -925,45 +961,34 @@
       </w:r>
     </w:p>
     <w:p>
+      <w:pPr>
+        <w:pStyle w:val="NoSpacing"/>
+      </w:pPr>
       <w:r>
-        <w:t>```text</w:t>
-      </w:r>
-    </w:p>
-    <w:p>
-      <w:r>
+        <w:rPr>
+          <w:rFonts w:ascii="Courier New" w:hAnsi="Courier New"/>
+          <w:sz w:val="18"/>
+        </w:rPr>
         <w:t>Markdown</w:t>
-      </w:r>
-    </w:p>
-    <w:p>
-      <w:r>
+        <w:br/>
         <w:t>↓</w:t>
-      </w:r>
-    </w:p>
-    <w:p>
-      <w:r>
+        <w:br/>
         <w:t>DOCX</w:t>
-      </w:r>
-    </w:p>
-    <w:p>
-      <w:r>
+        <w:br/>
         <w:t>↓</w:t>
-      </w:r>
-    </w:p>
-    <w:p>
-      <w:r>
+        <w:br/>
         <w:t>PDF</w:t>
       </w:r>
     </w:p>
     <w:p>
+      <w:pPr>
+        <w:pStyle w:val="Heading2"/>
+      </w:pPr>
       <w:r>
-        <w:t>```</w:t>
-      </w:r>
-    </w:p>
-    <w:p>
-      <w:pPr>
-        <w:pStyle w:val="Heading2"/>
-      </w:pPr>
-      <w:r>
+        <w:rPr>
+          <w:color w:val="4F81BD"/>
+          <w:sz w:val="28"/>
+        </w:rPr>
         <w:t>Controle editorial</w:t>
       </w:r>
     </w:p>
@@ -1025,12 +1050,16 @@
         <w:pStyle w:val="Heading2"/>
       </w:pPr>
       <w:r>
+        <w:rPr>
+          <w:color w:val="4F81BD"/>
+          <w:sz w:val="28"/>
+        </w:rPr>
         <w:t>Referências cruzadas</w:t>
       </w:r>
     </w:p>
     <w:p>
       <w:r>
-        <w:t>Todo documento deve indicar documentos relacionados na seção `Veja também`. Verbete, FAQ, diálogo e estudo de caso devem se conectar sempre que tratarem do mesmo termo, produto, situação de atendimento ou regra prática.</w:t>
+        <w:t>Todo documento deve indicar documentos relacionados na seção Veja também. Verbete, FAQ, diálogo e estudo de caso devem se conectar sempre que tratarem do mesmo termo, produto, situação de atendimento ou regra prática.</w:t>
       </w:r>
     </w:p>
     <w:p>
@@ -1038,6 +1067,10 @@
         <w:pStyle w:val="Heading2"/>
       </w:pPr>
       <w:r>
+        <w:rPr>
+          <w:color w:val="4F81BD"/>
+          <w:sz w:val="28"/>
+        </w:rPr>
         <w:t>Camada NotebookLM</w:t>
       </w:r>
     </w:p>
@@ -1112,12 +1145,16 @@
         <w:pStyle w:val="Heading2"/>
       </w:pPr>
       <w:r>
+        <w:rPr>
+          <w:color w:val="4F81BD"/>
+          <w:sz w:val="28"/>
+        </w:rPr>
         <w:t>Pastas por produto</w:t>
       </w:r>
     </w:p>
     <w:p>
       <w:r>
-        <w:t>As pastas `04_Automobile`, `05_Life`, `06_Medical`, `07_Fire`, `08_Housing`, `09_Business`, `10_Accident`, `11_Sales` e `12_Service` devem ser usadas como guias de navegacao por produto ou area, nao como duplicacao do dicionario mestre.</w:t>
+        <w:t>As pastas 04_Automobile, 05_Life, 06_Medical, 07_Fire, 08_Housing, 09_Business, 10_Accident, 11_Sales e 12_Service devem ser usadas como guias de navegacao por produto ou area, nao como duplicacao do dicionario mestre.</w:t>
       </w:r>
     </w:p>
     <w:p>
@@ -1130,7 +1167,7 @@
         <w:pStyle w:val="ListBullet"/>
       </w:pPr>
       <w:r>
-        <w:t>`02_MasterDictionary`</w:t>
+        <w:t>02_MasterDictionary</w:t>
       </w:r>
     </w:p>
     <w:p>
@@ -1138,7 +1175,7 @@
         <w:pStyle w:val="ListBullet"/>
       </w:pPr>
       <w:r>
-        <w:t>`13_Dialogues`</w:t>
+        <w:t>13_Dialogues</w:t>
       </w:r>
     </w:p>
     <w:p>
@@ -1146,7 +1183,7 @@
         <w:pStyle w:val="ListBullet"/>
       </w:pPr>
       <w:r>
-        <w:t>`14_FAQ`</w:t>
+        <w:t>14_FAQ</w:t>
       </w:r>
     </w:p>
     <w:p>
@@ -1154,7 +1191,7 @@
         <w:pStyle w:val="ListBullet"/>
       </w:pPr>
       <w:r>
-        <w:t>`15_CaseStudies`</w:t>
+        <w:t>15_CaseStudies</w:t>
       </w:r>
     </w:p>
     <w:p>
@@ -1162,7 +1199,7 @@
         <w:pStyle w:val="ListBullet"/>
       </w:pPr>
       <w:r>
-        <w:t>`16_NotebookLM`</w:t>
+        <w:t>16_NotebookLM</w:t>
       </w:r>
     </w:p>
     <w:p>
@@ -1170,12 +1207,12 @@
         <w:pStyle w:val="ListBullet"/>
       </w:pPr>
       <w:r>
-        <w:t>`19_Markdown`</w:t>
+        <w:t>19_Markdown</w:t>
       </w:r>
     </w:p>
     <w:p>
       <w:r>
-        <w:t>Qualquer mudanca nessa divisao deve ser justificada no `CHANGELOG.md`.</w:t>
+        <w:t>Qualquer mudanca nessa divisao deve ser justificada no CHANGELOG.md.</w:t>
       </w:r>
     </w:p>
     <w:p>
@@ -1183,6 +1220,10 @@
         <w:pStyle w:val="Heading2"/>
       </w:pPr>
       <w:r>
+        <w:rPr>
+          <w:color w:val="4F81BD"/>
+          <w:sz w:val="28"/>
+        </w:rPr>
         <w:t>Validacao obrigatoria</w:t>
       </w:r>
     </w:p>
@@ -1252,6 +1293,119 @@
         <w:pStyle w:val="Heading2"/>
       </w:pPr>
       <w:r>
+        <w:rPr>
+          <w:color w:val="4F81BD"/>
+          <w:sz w:val="28"/>
+        </w:rPr>
+        <w:t>Uso de subagentes</w:t>
+      </w:r>
+    </w:p>
+    <w:p>
+      <w:r>
+        <w:t>Subagentes podem ser usados para revisao especializada, auditoria editorial e controle de qualidade.</w:t>
+      </w:r>
+    </w:p>
+    <w:p>
+      <w:r>
+        <w:t>O agente principal permanece como editor-chefe e deve consolidar os pareceres antes de alterar o projeto.</w:t>
+      </w:r>
+    </w:p>
+    <w:p>
+      <w:r>
+        <w:t>Subagentes devem ser usados principalmente em:</w:t>
+      </w:r>
+    </w:p>
+    <w:p>
+      <w:pPr>
+        <w:pStyle w:val="ListBullet"/>
+      </w:pPr>
+      <w:r>
+        <w:t>lotes de FAQs</w:t>
+      </w:r>
+    </w:p>
+    <w:p>
+      <w:pPr>
+        <w:pStyle w:val="ListBullet"/>
+      </w:pPr>
+      <w:r>
+        <w:t>pacotes NotebookLM</w:t>
+      </w:r>
+    </w:p>
+    <w:p>
+      <w:pPr>
+        <w:pStyle w:val="ListBullet"/>
+      </w:pPr>
+      <w:r>
+        <w:t>conteudo sensivel</w:t>
+      </w:r>
+    </w:p>
+    <w:p>
+      <w:pPr>
+        <w:pStyle w:val="ListBullet"/>
+      </w:pPr>
+      <w:r>
+        <w:t>abertura de nova categoria</w:t>
+      </w:r>
+    </w:p>
+    <w:p>
+      <w:pPr>
+        <w:pStyle w:val="ListBullet"/>
+      </w:pPr>
+      <w:r>
+        <w:t>revisoes de qualidade antes de expansao</w:t>
+      </w:r>
+    </w:p>
+    <w:p>
+      <w:r>
+        <w:t>Todo parecer de subagente deve resultar em uma destas decisoes:</w:t>
+      </w:r>
+    </w:p>
+    <w:p>
+      <w:pPr>
+        <w:pStyle w:val="ListBullet"/>
+      </w:pPr>
+      <w:r>
+        <w:t>aplicar agora</w:t>
+      </w:r>
+    </w:p>
+    <w:p>
+      <w:pPr>
+        <w:pStyle w:val="ListBullet"/>
+      </w:pPr>
+      <w:r>
+        <w:t>registrar como backlog</w:t>
+      </w:r>
+    </w:p>
+    <w:p>
+      <w:pPr>
+        <w:pStyle w:val="ListBullet"/>
+      </w:pPr>
+      <w:r>
+        <w:t>rejeitar com justificativa editorial</w:t>
+      </w:r>
+    </w:p>
+    <w:p>
+      <w:pPr>
+        <w:pStyle w:val="ListBullet"/>
+      </w:pPr>
+      <w:r>
+        <w:t>consultar o usuario quando houver risco ou mudanca estrutural relevante</w:t>
+      </w:r>
+    </w:p>
+    <w:p>
+      <w:r>
+        <w:t>Subagentes nao devem fazer commit direto no fluxo normal do projeto.</w:t>
+      </w:r>
+    </w:p>
+    <w:p>
+      <w:pPr>
+        <w:pStyle w:val="Heading2"/>
+      </w:pPr>
+      <w:r>
+        <w:rPr>
+          <w:color w:val="4F81BD"/>
+          <w:sz w:val="28"/>
+        </w:rPr>
         <w:t>Limites comerciais e compliance</w:t>
       </w:r>
     </w:p>
@@ -1359,18 +1513,15 @@
       </w:r>
     </w:p>
     <w:p>
+      <w:pPr>
+        <w:pStyle w:val="NoSpacing"/>
+      </w:pPr>
       <w:r>
-        <w:t>```text</w:t>
-      </w:r>
-    </w:p>
-    <w:p>
-      <w:r>
+        <w:rPr>
+          <w:rFonts w:ascii="Courier New" w:hAnsi="Courier New"/>
+          <w:sz w:val="18"/>
+        </w:rPr>
         <w:t>Este material e apoio de atendimento. A decisao final sobre aceitacao, cobertura, valor, prazo, pagamento, recusa ou imposto depende dos documentos oficiais, das condicoes do contrato, da situacao concreta e da analise da seguradora ou autoridade competente.</w:t>
-      </w:r>
-    </w:p>
-    <w:p>
-      <w:r>
-        <w:t>```</w:t>
       </w:r>
     </w:p>
     <w:p>
@@ -1444,6 +1595,10 @@
         <w:pStyle w:val="Heading2"/>
       </w:pPr>
       <w:r>
+        <w:rPr>
+          <w:color w:val="4F81BD"/>
+          <w:sz w:val="28"/>
+        </w:rPr>
         <w:t>Alterações desta constituição</w:t>
       </w:r>
     </w:p>
@@ -1454,12 +1609,12 @@
     </w:p>
     <w:p>
       <w:r>
-        <w:t>Toda alteração deverá ser registrada no `CHANGELOG.md` com data e justificativa breve.</w:t>
+        <w:t>Toda alteração deverá ser registrada no CHANGELOG.md com data e justificativa breve.</w:t>
       </w:r>
     </w:p>
     <w:sectPr>
       <w:pgSz w:w="12240" w:h="15840"/>
-      <w:pgMar w:top="1152" w:right="1224" w:bottom="1152" w:left="1224" w:header="720" w:footer="720" w:gutter="0"/>
+      <w:pgMar w:top="1440" w:right="1440" w:bottom="1440" w:left="1440" w:header="720" w:footer="720" w:gutter="0"/>
       <w:cols w:space="720"/>
       <w:docGrid w:linePitch="360"/>
     </w:sectPr>
@@ -1831,7 +1986,8 @@
     <w:qFormat/>
     <w:rsid w:val="00FC693F"/>
     <w:rPr>
-      <w:rFonts w:ascii="Arial" w:hAnsi="Arial" w:eastAsia="Yu Gothic"/>
+      <w:rFonts w:ascii="Arial" w:hAnsi="Arial"/>
+      <w:sz w:val="22"/>
     </w:rPr>
   </w:style>
   <w:style w:type="paragraph" w:styleId="Header">
@@ -1848,9 +2004,6 @@
       </w:tabs>
       <w:spacing w:after="0" w:line="240" w:lineRule="auto"/>
     </w:pPr>
-    <w:rPr>
-      <w:rFonts w:ascii="Arial" w:hAnsi="Arial" w:eastAsia="Yu Gothic"/>
-    </w:rPr>
   </w:style>
   <w:style w:type="character" w:customStyle="1" w:styleId="HeaderChar">
     <w:name w:val="Header Char"/>
@@ -1873,9 +2026,6 @@
       </w:tabs>
       <w:spacing w:after="0" w:line="240" w:lineRule="auto"/>
     </w:pPr>
-    <w:rPr>
-      <w:rFonts w:ascii="Arial" w:hAnsi="Arial" w:eastAsia="Yu Gothic"/>
-    </w:rPr>
   </w:style>
   <w:style w:type="character" w:customStyle="1" w:styleId="FooterChar">
     <w:name w:val="Footer Char"/>
@@ -1899,7 +2049,7 @@
       <w:outlineLvl w:val="0"/>
     </w:pPr>
     <w:rPr>
-      <w:rFonts w:asciiTheme="majorHAnsi" w:eastAsiaTheme="majorEastAsia" w:hAnsiTheme="majorHAnsi" w:cstheme="majorBidi" w:ascii="Arial" w:hAnsi="Arial" w:eastAsia="Yu Gothic"/>
+      <w:rFonts w:asciiTheme="majorHAnsi" w:eastAsiaTheme="majorEastAsia" w:hAnsiTheme="majorHAnsi" w:cstheme="majorBidi"/>
       <w:b/>
       <w:bCs/>
       <w:color w:val="365F91" w:themeColor="accent1" w:themeShade="BF"/>
@@ -1923,7 +2073,7 @@
       <w:outlineLvl w:val="1"/>
     </w:pPr>
     <w:rPr>
-      <w:rFonts w:asciiTheme="majorHAnsi" w:eastAsiaTheme="majorEastAsia" w:hAnsiTheme="majorHAnsi" w:cstheme="majorBidi" w:ascii="Arial" w:hAnsi="Arial" w:eastAsia="Yu Gothic"/>
+      <w:rFonts w:asciiTheme="majorHAnsi" w:eastAsiaTheme="majorEastAsia" w:hAnsiTheme="majorHAnsi" w:cstheme="majorBidi"/>
       <w:b/>
       <w:bCs/>
       <w:color w:val="4F81BD" w:themeColor="accent1"/>
@@ -1947,7 +2097,7 @@
       <w:outlineLvl w:val="2"/>
     </w:pPr>
     <w:rPr>
-      <w:rFonts w:asciiTheme="majorHAnsi" w:eastAsiaTheme="majorEastAsia" w:hAnsiTheme="majorHAnsi" w:cstheme="majorBidi" w:ascii="Arial" w:hAnsi="Arial" w:eastAsia="Yu Gothic"/>
+      <w:rFonts w:asciiTheme="majorHAnsi" w:eastAsiaTheme="majorEastAsia" w:hAnsiTheme="majorHAnsi" w:cstheme="majorBidi"/>
       <w:b/>
       <w:bCs/>
       <w:color w:val="4F81BD" w:themeColor="accent1"/>
@@ -1970,7 +2120,7 @@
       <w:outlineLvl w:val="3"/>
     </w:pPr>
     <w:rPr>
-      <w:rFonts w:asciiTheme="majorHAnsi" w:eastAsiaTheme="majorEastAsia" w:hAnsiTheme="majorHAnsi" w:cstheme="majorBidi" w:ascii="Arial" w:hAnsi="Arial" w:eastAsia="Yu Gothic"/>
+      <w:rFonts w:asciiTheme="majorHAnsi" w:eastAsiaTheme="majorEastAsia" w:hAnsiTheme="majorHAnsi" w:cstheme="majorBidi"/>
       <w:b/>
       <w:bCs/>
       <w:i/>
@@ -1995,7 +2145,7 @@
       <w:outlineLvl w:val="4"/>
     </w:pPr>
     <w:rPr>
-      <w:rFonts w:asciiTheme="majorHAnsi" w:eastAsiaTheme="majorEastAsia" w:hAnsiTheme="majorHAnsi" w:cstheme="majorBidi" w:ascii="Arial" w:hAnsi="Arial" w:eastAsia="Yu Gothic"/>
+      <w:rFonts w:asciiTheme="majorHAnsi" w:eastAsiaTheme="majorEastAsia" w:hAnsiTheme="majorHAnsi" w:cstheme="majorBidi"/>
       <w:color w:val="243F60" w:themeColor="accent1" w:themeShade="7F"/>
     </w:rPr>
   </w:style>
@@ -2016,7 +2166,7 @@
       <w:outlineLvl w:val="5"/>
     </w:pPr>
     <w:rPr>
-      <w:rFonts w:asciiTheme="majorHAnsi" w:eastAsiaTheme="majorEastAsia" w:hAnsiTheme="majorHAnsi" w:cstheme="majorBidi" w:ascii="Arial" w:hAnsi="Arial" w:eastAsia="Yu Gothic"/>
+      <w:rFonts w:asciiTheme="majorHAnsi" w:eastAsiaTheme="majorEastAsia" w:hAnsiTheme="majorHAnsi" w:cstheme="majorBidi"/>
       <w:i/>
       <w:iCs/>
       <w:color w:val="243F60" w:themeColor="accent1" w:themeShade="7F"/>
@@ -2039,7 +2189,7 @@
       <w:outlineLvl w:val="6"/>
     </w:pPr>
     <w:rPr>
-      <w:rFonts w:asciiTheme="majorHAnsi" w:eastAsiaTheme="majorEastAsia" w:hAnsiTheme="majorHAnsi" w:cstheme="majorBidi" w:ascii="Arial" w:hAnsi="Arial" w:eastAsia="Yu Gothic"/>
+      <w:rFonts w:asciiTheme="majorHAnsi" w:eastAsiaTheme="majorEastAsia" w:hAnsiTheme="majorHAnsi" w:cstheme="majorBidi"/>
       <w:i/>
       <w:iCs/>
       <w:color w:val="404040" w:themeColor="text1" w:themeTint="BF"/>
@@ -2062,7 +2212,7 @@
       <w:outlineLvl w:val="7"/>
     </w:pPr>
     <w:rPr>
-      <w:rFonts w:asciiTheme="majorHAnsi" w:eastAsiaTheme="majorEastAsia" w:hAnsiTheme="majorHAnsi" w:cstheme="majorBidi" w:ascii="Arial" w:hAnsi="Arial" w:eastAsia="Yu Gothic"/>
+      <w:rFonts w:asciiTheme="majorHAnsi" w:eastAsiaTheme="majorEastAsia" w:hAnsiTheme="majorHAnsi" w:cstheme="majorBidi"/>
       <w:color w:val="4F81BD" w:themeColor="accent1"/>
       <w:sz w:val="20"/>
       <w:szCs w:val="20"/>
@@ -2085,7 +2235,7 @@
       <w:outlineLvl w:val="8"/>
     </w:pPr>
     <w:rPr>
-      <w:rFonts w:asciiTheme="majorHAnsi" w:eastAsiaTheme="majorEastAsia" w:hAnsiTheme="majorHAnsi" w:cstheme="majorBidi" w:ascii="Arial" w:hAnsi="Arial" w:eastAsia="Yu Gothic"/>
+      <w:rFonts w:asciiTheme="majorHAnsi" w:eastAsiaTheme="majorEastAsia" w:hAnsiTheme="majorHAnsi" w:cstheme="majorBidi"/>
       <w:i/>
       <w:iCs/>
       <w:color w:val="404040" w:themeColor="text1" w:themeTint="BF"/>
@@ -2128,9 +2278,6 @@
     <w:pPr>
       <w:spacing w:after="0" w:line="240" w:lineRule="auto"/>
     </w:pPr>
-    <w:rPr>
-      <w:rFonts w:ascii="Arial" w:hAnsi="Arial" w:eastAsia="Yu Gothic"/>
-    </w:rPr>
   </w:style>
   <w:style w:type="character" w:customStyle="1" w:styleId="Heading1Char">
     <w:name w:val="Heading 1 Char"/>
@@ -2191,7 +2338,7 @@
       <w:contextualSpacing/>
     </w:pPr>
     <w:rPr>
-      <w:rFonts w:asciiTheme="majorHAnsi" w:eastAsiaTheme="majorEastAsia" w:hAnsiTheme="majorHAnsi" w:cstheme="majorBidi" w:ascii="Arial" w:hAnsi="Arial" w:eastAsia="Yu Gothic"/>
+      <w:rFonts w:asciiTheme="majorHAnsi" w:eastAsiaTheme="majorEastAsia" w:hAnsiTheme="majorHAnsi" w:cstheme="majorBidi"/>
       <w:color w:val="17365D" w:themeColor="text2" w:themeShade="BF"/>
       <w:spacing w:val="5"/>
       <w:kern w:val="28"/>
@@ -2228,7 +2375,7 @@
       </w:numPr>
     </w:pPr>
     <w:rPr>
-      <w:rFonts w:asciiTheme="majorHAnsi" w:eastAsiaTheme="majorEastAsia" w:hAnsiTheme="majorHAnsi" w:cstheme="majorBidi" w:ascii="Arial" w:hAnsi="Arial" w:eastAsia="Yu Gothic"/>
+      <w:rFonts w:asciiTheme="majorHAnsi" w:eastAsiaTheme="majorEastAsia" w:hAnsiTheme="majorHAnsi" w:cstheme="majorBidi"/>
       <w:i/>
       <w:iCs/>
       <w:color w:val="4F81BD" w:themeColor="accent1"/>
@@ -2263,9 +2410,6 @@
       <w:ind w:left="720"/>
       <w:contextualSpacing/>
     </w:pPr>
-    <w:rPr>
-      <w:rFonts w:ascii="Arial" w:hAnsi="Arial" w:eastAsia="Yu Gothic"/>
-    </w:rPr>
   </w:style>
   <w:style w:type="paragraph" w:styleId="BodyText">
     <w:name w:val="Body Text"/>
@@ -2277,9 +2421,6 @@
     <w:pPr>
       <w:spacing w:after="120"/>
     </w:pPr>
-    <w:rPr>
-      <w:rFonts w:ascii="Arial" w:hAnsi="Arial" w:eastAsia="Yu Gothic"/>
-    </w:rPr>
   </w:style>
   <w:style w:type="character" w:customStyle="1" w:styleId="BodyTextChar">
     <w:name w:val="Body Text Char"/>
@@ -2298,9 +2439,6 @@
     <w:pPr>
       <w:spacing w:after="120" w:line="480" w:lineRule="auto"/>
     </w:pPr>
-    <w:rPr>
-      <w:rFonts w:ascii="Arial" w:hAnsi="Arial" w:eastAsia="Yu Gothic"/>
-    </w:rPr>
   </w:style>
   <w:style w:type="character" w:customStyle="1" w:styleId="BodyText2Char">
     <w:name w:val="Body Text 2 Char"/>
@@ -2320,7 +2458,6 @@
       <w:spacing w:after="120"/>
     </w:pPr>
     <w:rPr>
-      <w:rFonts w:ascii="Arial" w:hAnsi="Arial" w:eastAsia="Yu Gothic"/>
       <w:sz w:val="16"/>
       <w:szCs w:val="16"/>
     </w:rPr>
@@ -2346,9 +2483,6 @@
       <w:ind w:left="360" w:hanging="360"/>
       <w:contextualSpacing/>
     </w:pPr>
-    <w:rPr>
-      <w:rFonts w:ascii="Arial" w:hAnsi="Arial" w:eastAsia="Yu Gothic"/>
-    </w:rPr>
   </w:style>
   <w:style w:type="paragraph" w:styleId="List2">
     <w:name w:val="List 2"/>
@@ -2360,9 +2494,6 @@
       <w:ind w:left="720" w:hanging="360"/>
       <w:contextualSpacing/>
     </w:pPr>
-    <w:rPr>
-      <w:rFonts w:ascii="Arial" w:hAnsi="Arial" w:eastAsia="Yu Gothic"/>
-    </w:rPr>
   </w:style>
   <w:style w:type="paragraph" w:styleId="List3">
     <w:name w:val="List 3"/>
@@ -2374,9 +2505,6 @@
       <w:ind w:left="1080" w:hanging="360"/>
       <w:contextualSpacing/>
     </w:pPr>
-    <w:rPr>
-      <w:rFonts w:ascii="Arial" w:hAnsi="Arial" w:eastAsia="Yu Gothic"/>
-    </w:rPr>
   </w:style>
   <w:style w:type="paragraph" w:styleId="ListBullet">
     <w:name w:val="List Bullet"/>
@@ -2390,9 +2518,6 @@
       </w:numPr>
       <w:contextualSpacing/>
     </w:pPr>
-    <w:rPr>
-      <w:rFonts w:ascii="Arial" w:hAnsi="Arial" w:eastAsia="Yu Gothic"/>
-    </w:rPr>
   </w:style>
   <w:style w:type="paragraph" w:styleId="ListBullet2">
     <w:name w:val="List Bullet 2"/>
@@ -2406,9 +2531,6 @@
       </w:numPr>
       <w:contextualSpacing/>
     </w:pPr>
-    <w:rPr>
-      <w:rFonts w:ascii="Arial" w:hAnsi="Arial" w:eastAsia="Yu Gothic"/>
-    </w:rPr>
   </w:style>
   <w:style w:type="paragraph" w:styleId="ListBullet3">
     <w:name w:val="List Bullet 3"/>
@@ -2422,9 +2544,6 @@
       </w:numPr>
       <w:contextualSpacing/>
     </w:pPr>
-    <w:rPr>
-      <w:rFonts w:ascii="Arial" w:hAnsi="Arial" w:eastAsia="Yu Gothic"/>
-    </w:rPr>
   </w:style>
   <w:style w:type="paragraph" w:styleId="ListNumber">
     <w:name w:val="List Number"/>
@@ -2438,9 +2557,6 @@
       </w:numPr>
       <w:contextualSpacing/>
     </w:pPr>
-    <w:rPr>
-      <w:rFonts w:ascii="Arial" w:hAnsi="Arial" w:eastAsia="Yu Gothic"/>
-    </w:rPr>
   </w:style>
   <w:style w:type="paragraph" w:styleId="ListNumber2">
     <w:name w:val="List Number 2"/>
@@ -2454,9 +2570,6 @@
       </w:numPr>
       <w:contextualSpacing/>
     </w:pPr>
-    <w:rPr>
-      <w:rFonts w:ascii="Arial" w:hAnsi="Arial" w:eastAsia="Yu Gothic"/>
-    </w:rPr>
   </w:style>
   <w:style w:type="paragraph" w:styleId="ListNumber3">
     <w:name w:val="List Number 3"/>
@@ -2470,9 +2583,6 @@
       </w:numPr>
       <w:contextualSpacing/>
     </w:pPr>
-    <w:rPr>
-      <w:rFonts w:ascii="Arial" w:hAnsi="Arial" w:eastAsia="Yu Gothic"/>
-    </w:rPr>
   </w:style>
   <w:style w:type="paragraph" w:styleId="ListContinue">
     <w:name w:val="List Continue"/>
@@ -2485,9 +2595,6 @@
       <w:ind w:left="360"/>
       <w:contextualSpacing/>
     </w:pPr>
-    <w:rPr>
-      <w:rFonts w:ascii="Arial" w:hAnsi="Arial" w:eastAsia="Yu Gothic"/>
-    </w:rPr>
   </w:style>
   <w:style w:type="paragraph" w:styleId="ListContinue2">
     <w:name w:val="List Continue 2"/>
@@ -2500,9 +2607,6 @@
       <w:ind w:left="720"/>
       <w:contextualSpacing/>
     </w:pPr>
-    <w:rPr>
-      <w:rFonts w:ascii="Arial" w:hAnsi="Arial" w:eastAsia="Yu Gothic"/>
-    </w:rPr>
   </w:style>
   <w:style w:type="paragraph" w:styleId="ListContinue3">
     <w:name w:val="List Continue 3"/>
@@ -2515,9 +2619,6 @@
       <w:ind w:left="1080"/>
       <w:contextualSpacing/>
     </w:pPr>
-    <w:rPr>
-      <w:rFonts w:ascii="Arial" w:hAnsi="Arial" w:eastAsia="Yu Gothic"/>
-    </w:rPr>
   </w:style>
   <w:style w:type="paragraph" w:styleId="MacroText">
     <w:name w:val="macro"/>
@@ -2537,7 +2638,7 @@
       </w:tabs>
     </w:pPr>
     <w:rPr>
-      <w:rFonts w:ascii="Arial" w:hAnsi="Arial" w:eastAsia="Yu Gothic"/>
+      <w:rFonts w:ascii="Courier" w:hAnsi="Courier"/>
       <w:sz w:val="20"/>
       <w:szCs w:val="20"/>
     </w:rPr>
@@ -2563,7 +2664,6 @@
     <w:qFormat/>
     <w:rsid w:val="00FC693F"/>
     <w:rPr>
-      <w:rFonts w:ascii="Arial" w:hAnsi="Arial" w:eastAsia="Yu Gothic"/>
       <w:i/>
       <w:iCs/>
       <w:color w:val="000000" w:themeColor="text1"/>
@@ -2680,7 +2780,6 @@
       <w:spacing w:line="240" w:lineRule="auto"/>
     </w:pPr>
     <w:rPr>
-      <w:rFonts w:ascii="Arial" w:hAnsi="Arial" w:eastAsia="Yu Gothic"/>
       <w:b/>
       <w:bCs/>
       <w:color w:val="4F81BD" w:themeColor="accent1"/>
@@ -2726,7 +2825,6 @@
       <w:ind w:left="936" w:right="936"/>
     </w:pPr>
     <w:rPr>
-      <w:rFonts w:ascii="Arial" w:hAnsi="Arial" w:eastAsia="Yu Gothic"/>
       <w:b/>
       <w:bCs/>
       <w:i/>
@@ -2826,9 +2924,6 @@
     <w:pPr>
       <w:outlineLvl w:val="9"/>
     </w:pPr>
-    <w:rPr>
-      <w:rFonts w:ascii="Arial" w:hAnsi="Arial" w:eastAsia="Yu Gothic"/>
-    </w:rPr>
   </w:style>
   <w:style w:type="table" w:styleId="TableGrid">
     <w:name w:val="Table Grid"/>
